--- a/TrainingManual5_Warmongerer.docx
+++ b/TrainingManual5_Warmongerer.docx
@@ -7,17 +7,24 @@
         <w:pStyle w:val="Title"/>
         <w:jc w:val="center"/>
       </w:pPr>
+      <w:proofErr w:type="spellStart"/>
       <w:r>
         <w:t>Warmongerer</w:t>
       </w:r>
+      <w:proofErr w:type="spellEnd"/>
     </w:p>
     <w:p>
       <w:pPr>
         <w:pStyle w:val="Subtitle"/>
         <w:jc w:val="center"/>
       </w:pPr>
-      <w:r>
-        <w:t>Fist of the King</w:t>
+      <w:proofErr w:type="gramStart"/>
+      <w:r>
+        <w:t>Fist</w:t>
+      </w:r>
+      <w:proofErr w:type="gramEnd"/>
+      <w:r>
+        <w:t xml:space="preserve"> of the King</w:t>
       </w:r>
     </w:p>
     <w:p>
@@ -148,7 +155,15 @@
         <w:t xml:space="preserve">Place one of your </w:t>
       </w:r>
       <w:r>
-        <w:t>Alliance Tokens on the start of the Honor Track.</w:t>
+        <w:t xml:space="preserve">Alliance Tokens </w:t>
+      </w:r>
+      <w:proofErr w:type="gramStart"/>
+      <w:r>
+        <w:t>on</w:t>
+      </w:r>
+      <w:proofErr w:type="gramEnd"/>
+      <w:r>
+        <w:t xml:space="preserve"> the start of the Honor Track.</w:t>
       </w:r>
     </w:p>
     <w:p>
@@ -252,7 +267,7 @@
         <w:rPr>
           <w:rStyle w:val="SubtleReference"/>
         </w:rPr>
-        <w:t>Desperate Attorneys</w:t>
+        <w:t>Mock Trials</w:t>
       </w:r>
     </w:p>
     <w:p>
@@ -306,7 +321,15 @@
         <w:t>,</w:t>
       </w:r>
       <w:r>
-        <w:t xml:space="preserve"> on each of your Investments, denoting their level.</w:t>
+        <w:t xml:space="preserve"> on each of your </w:t>
+      </w:r>
+      <w:proofErr w:type="gramStart"/>
+      <w:r>
+        <w:t>Investments</w:t>
+      </w:r>
+      <w:proofErr w:type="gramEnd"/>
+      <w:r>
+        <w:t>, denoting their level.</w:t>
       </w:r>
     </w:p>
     <w:p>
@@ -369,7 +392,7 @@
         <w:rPr>
           <w:rStyle w:val="SubtleReference"/>
         </w:rPr>
-        <w:t>Valuable Cargo</w:t>
+        <w:t>Aggressive Tactics</w:t>
       </w:r>
     </w:p>
     <w:p>
@@ -419,7 +442,15 @@
         <w:t xml:space="preserve">fail to defend against them, </w:t>
       </w:r>
       <w:r>
-        <w:t>they will hurt us. The game is over once the Greek army has been completely eliminated.</w:t>
+        <w:t xml:space="preserve">they will hurt us. The game is over once the Greek army has been </w:t>
+      </w:r>
+      <w:proofErr w:type="gramStart"/>
+      <w:r>
+        <w:t>completely eliminated</w:t>
+      </w:r>
+      <w:proofErr w:type="gramEnd"/>
+      <w:r>
+        <w:t>.</w:t>
       </w:r>
       <w:r>
         <w:t>”</w:t>
@@ -434,7 +465,15 @@
         </w:numPr>
       </w:pPr>
       <w:r>
-        <w:t xml:space="preserve">Place one non-player die </w:t>
+        <w:t xml:space="preserve">Place one non-player </w:t>
+      </w:r>
+      <w:proofErr w:type="gramStart"/>
+      <w:r>
+        <w:t>die</w:t>
+      </w:r>
+      <w:proofErr w:type="gramEnd"/>
+      <w:r>
+        <w:t xml:space="preserve"> </w:t>
       </w:r>
       <w:r>
         <w:t>on the Market Rate and set its value to 3.</w:t>
@@ -575,13 +614,29 @@
         <w:t>I can take the action even though another player already used it. Court actions are the only ones that another player may block.</w:t>
       </w:r>
       <w:r>
-        <w:t xml:space="preserve"> Each player can take a Provincial or Undermarket action once per round. For this Deploy action</w:t>
+        <w:t xml:space="preserve"> Each player can take a Provincial or </w:t>
+      </w:r>
+      <w:proofErr w:type="spellStart"/>
+      <w:r>
+        <w:t>Undermarket</w:t>
+      </w:r>
+      <w:proofErr w:type="spellEnd"/>
+      <w:r>
+        <w:t xml:space="preserve"> action once per round. For this Deploy action</w:t>
       </w:r>
       <w:r>
         <w:t xml:space="preserve">, </w:t>
       </w:r>
       <w:r>
-        <w:t>I have War Machines which allows me to buy extra Troops and Deploy them immediately</w:t>
+        <w:t xml:space="preserve">I have War Machines which </w:t>
+      </w:r>
+      <w:proofErr w:type="gramStart"/>
+      <w:r>
+        <w:t>allows</w:t>
+      </w:r>
+      <w:proofErr w:type="gramEnd"/>
+      <w:r>
+        <w:t xml:space="preserve"> me to buy extra Troops and Deploy them immediately</w:t>
       </w:r>
       <w:r>
         <w:t xml:space="preserve">. I will deploy 2 of my own and purchase 1 </w:t>
@@ -698,7 +753,7 @@
         <w:rPr>
           <w:rStyle w:val="SubtleReference"/>
         </w:rPr>
-        <w:t>Desperate Attorneys</w:t>
+        <w:t>Mock Trials</w:t>
       </w:r>
       <w:r>
         <w:rPr>
@@ -763,17 +818,34 @@
         <w:t>will send one of his unused Leader to represent him, and he must pay also legal fees to the Royal Bank.</w:t>
       </w:r>
       <w:r>
-        <w:t xml:space="preserve"> Now that we have both sent our representatives, the legal battle may begin. Each of us takes on non-player die for each of </w:t>
-      </w:r>
-      <w:r>
-        <w:t xml:space="preserve">our respective Leader’s levels. I will take 2 dice for my </w:t>
+        <w:t xml:space="preserve"> Now that we have both sent our representatives, the legal battle may begin. Each of us takes on</w:t>
+      </w:r>
+      <w:r>
+        <w:t>e</w:t>
+      </w:r>
+      <w:r>
+        <w:t xml:space="preserve"> non-player die for each of </w:t>
+      </w:r>
+      <w:r>
+        <w:t xml:space="preserve">our respective Leader’s levels. I will take 2 </w:t>
+      </w:r>
+      <w:proofErr w:type="gramStart"/>
+      <w:r>
+        <w:t>dice</w:t>
+      </w:r>
+      <w:proofErr w:type="gramEnd"/>
+      <w:r>
+        <w:t xml:space="preserve"> for my Level 2 Leader, and the Master of Lies will do the same for his Level 2 Leader. </w:t>
+      </w:r>
+      <w:r>
+        <w:t xml:space="preserve">My </w:t>
+      </w:r>
+      <w:r>
+        <w:t xml:space="preserve">Mock </w:t>
       </w:r>
       <w:r>
         <w:lastRenderedPageBreak/>
-        <w:t xml:space="preserve">Level 2 Leader, and the Master of Lies will do the same for his Level 2 Leader. </w:t>
-      </w:r>
-      <w:r>
-        <w:t>My Desperate Attorneys</w:t>
+        <w:t>Trials</w:t>
       </w:r>
       <w:r>
         <w:t xml:space="preserve"> </w:t>
@@ -803,7 +875,15 @@
         <w:t xml:space="preserve">who scores the most hits wins the round. The </w:t>
       </w:r>
       <w:r>
-        <w:t xml:space="preserve">player who wins the best out of three rounds wins the Trial. Remember that ties </w:t>
+        <w:t xml:space="preserve">player who wins the best out of three rounds wins the Trial. Remember that </w:t>
+      </w:r>
+      <w:proofErr w:type="gramStart"/>
+      <w:r>
+        <w:t>ties</w:t>
+      </w:r>
+      <w:proofErr w:type="gramEnd"/>
+      <w:r>
+        <w:t xml:space="preserve"> </w:t>
       </w:r>
       <w:r>
         <w:t xml:space="preserve">during a round </w:t>
@@ -935,7 +1015,25 @@
           <w:b w:val="0"/>
           <w:bCs w:val="0"/>
         </w:rPr>
-        <w:t>for my Leader and 2 for my Investment.</w:t>
+        <w:t xml:space="preserve">for my Leader and 2 for my </w:t>
+      </w:r>
+      <w:proofErr w:type="gramStart"/>
+      <w:r>
+        <w:rPr>
+          <w:rStyle w:val="Strong"/>
+          <w:b w:val="0"/>
+          <w:bCs w:val="0"/>
+        </w:rPr>
+        <w:t>Investment</w:t>
+      </w:r>
+      <w:proofErr w:type="gramEnd"/>
+      <w:r>
+        <w:rPr>
+          <w:rStyle w:val="Strong"/>
+          <w:b w:val="0"/>
+          <w:bCs w:val="0"/>
+        </w:rPr>
+        <w:t>.</w:t>
       </w:r>
       <w:r>
         <w:rPr>
@@ -992,7 +1090,15 @@
         <w:t xml:space="preserve"> has Troops left wins!</w:t>
       </w:r>
       <w:r>
-        <w:t xml:space="preserve"> We win ties, of course.</w:t>
+        <w:t xml:space="preserve"> We </w:t>
+      </w:r>
+      <w:proofErr w:type="gramStart"/>
+      <w:r>
+        <w:t>win</w:t>
+      </w:r>
+      <w:proofErr w:type="gramEnd"/>
+      <w:r>
+        <w:t xml:space="preserve"> ties, of course.</w:t>
       </w:r>
       <w:r>
         <w:t xml:space="preserve"> Before the battle starts, we need to appoint a General to lead our united forces, and the player who </w:t>
@@ -1001,7 +1107,23 @@
         <w:t>deployed the most Troops first immediately receives 1 Honor.</w:t>
       </w:r>
       <w:r>
-        <w:t xml:space="preserve"> In this case, I deployed the most Troops, so I get 1 Honor.</w:t>
+        <w:t xml:space="preserve"> In this case, I deployed </w:t>
+      </w:r>
+      <w:proofErr w:type="gramStart"/>
+      <w:r>
+        <w:t>the most</w:t>
+      </w:r>
+      <w:proofErr w:type="gramEnd"/>
+      <w:r>
+        <w:t xml:space="preserve"> Troops, so I </w:t>
+      </w:r>
+      <w:proofErr w:type="gramStart"/>
+      <w:r>
+        <w:t>get</w:t>
+      </w:r>
+      <w:proofErr w:type="gramEnd"/>
+      <w:r>
+        <w:t xml:space="preserve"> 1 Honor.</w:t>
       </w:r>
       <w:r>
         <w:t xml:space="preserve"> </w:t>
@@ -1049,7 +1171,31 @@
         <w:t xml:space="preserve">. In </w:t>
       </w:r>
       <w:r>
-        <w:t>this case, the Crime Lord is on the chopping block because he was the only one to not deploy any Troops</w:t>
+        <w:t>this case, the Crime Lord</w:t>
+      </w:r>
+      <w:r>
+        <w:t xml:space="preserve"> or the Master of Lies</w:t>
+      </w:r>
+      <w:r>
+        <w:t xml:space="preserve"> </w:t>
+      </w:r>
+      <w:r>
+        <w:t>could end up</w:t>
+      </w:r>
+      <w:r>
+        <w:t xml:space="preserve"> on the chopping block because </w:t>
+      </w:r>
+      <w:r>
+        <w:t xml:space="preserve">neither of them </w:t>
+      </w:r>
+      <w:r>
+        <w:t>deploy</w:t>
+      </w:r>
+      <w:r>
+        <w:t>ed</w:t>
+      </w:r>
+      <w:r>
+        <w:t xml:space="preserve"> any Troops</w:t>
       </w:r>
       <w:r>
         <w:t xml:space="preserve">. </w:t>
@@ -1073,7 +1219,25 @@
         <w:t>For this round, we must fight ___ Greeks</w:t>
       </w:r>
       <w:r>
-        <w:t xml:space="preserve">. Any leftover Greeks will attack the Crime Lord, and he must </w:t>
+        <w:t>. Any leftover Greeks will attack the Crime Lord</w:t>
+      </w:r>
+      <w:r>
+        <w:t xml:space="preserve"> or the Master of Lies</w:t>
+      </w:r>
+      <w:r>
+        <w:t xml:space="preserve">, decided by the Master of Lies </w:t>
+      </w:r>
+      <w:r>
+        <w:t>since he hold the King’s Favor</w:t>
+      </w:r>
+      <w:r>
+        <w:t xml:space="preserve">, and </w:t>
+      </w:r>
+      <w:r>
+        <w:t>one of them</w:t>
+      </w:r>
+      <w:r>
+        <w:t xml:space="preserve"> must </w:t>
       </w:r>
       <w:r>
         <w:t>kill an equal number of his</w:t>
@@ -1091,7 +1255,15 @@
         <w:t xml:space="preserve">Greeks will </w:t>
       </w:r>
       <w:r>
-        <w:t>damage his Investments.</w:t>
+        <w:t xml:space="preserve">damage his </w:t>
+      </w:r>
+      <w:proofErr w:type="gramStart"/>
+      <w:r>
+        <w:t>Investments</w:t>
+      </w:r>
+      <w:proofErr w:type="gramEnd"/>
+      <w:r>
+        <w:t>.</w:t>
       </w:r>
       <w:r>
         <w:t>”</w:t>
@@ -1203,15 +1375,51 @@
           <w:b w:val="0"/>
           <w:bCs w:val="0"/>
         </w:rPr>
-        <w:t xml:space="preserve">of my Investments, so I will Upgrade my Eager Laborers with a Level 2 Leader. This enables me to </w:t>
-      </w:r>
+        <w:t xml:space="preserve">of my </w:t>
+      </w:r>
+      <w:proofErr w:type="gramStart"/>
       <w:r>
         <w:rPr>
           <w:rStyle w:val="Strong"/>
           <w:b w:val="0"/>
           <w:bCs w:val="0"/>
         </w:rPr>
-        <w:t xml:space="preserve">increase the level of my Investment by 1 for each of my Leader’s Levels, provided I </w:t>
+        <w:t>Investments</w:t>
+      </w:r>
+      <w:proofErr w:type="gramEnd"/>
+      <w:r>
+        <w:rPr>
+          <w:rStyle w:val="Strong"/>
+          <w:b w:val="0"/>
+          <w:bCs w:val="0"/>
+        </w:rPr>
+        <w:t xml:space="preserve">, so I will Upgrade my Eager Laborers with a Level 2 Leader. This enables me to </w:t>
+      </w:r>
+      <w:r>
+        <w:rPr>
+          <w:rStyle w:val="Strong"/>
+          <w:b w:val="0"/>
+          <w:bCs w:val="0"/>
+        </w:rPr>
+        <w:t xml:space="preserve">increase the level of my </w:t>
+      </w:r>
+      <w:proofErr w:type="gramStart"/>
+      <w:r>
+        <w:rPr>
+          <w:rStyle w:val="Strong"/>
+          <w:b w:val="0"/>
+          <w:bCs w:val="0"/>
+        </w:rPr>
+        <w:t>Investment</w:t>
+      </w:r>
+      <w:proofErr w:type="gramEnd"/>
+      <w:r>
+        <w:rPr>
+          <w:rStyle w:val="Strong"/>
+          <w:b w:val="0"/>
+          <w:bCs w:val="0"/>
+        </w:rPr>
+        <w:t xml:space="preserve"> by 1 for each of my Leader’s Levels, provided I </w:t>
       </w:r>
       <w:r>
         <w:rPr>
@@ -1405,11 +1613,11 @@
         <w:pStyle w:val="ListParagraph"/>
         <w:numPr>
           <w:ilvl w:val="0"/>
-          <w:numId w:val="4"/>
+          <w:numId w:val="15"/>
         </w:numPr>
       </w:pPr>
       <w:r>
-        <w:t>After the battle is over,</w:t>
+        <w:t>After Edicts have been checked,</w:t>
       </w:r>
     </w:p>
     <w:p>
@@ -1417,7 +1625,33 @@
         <w:pStyle w:val="Quote"/>
       </w:pPr>
       <w:r>
-        <w:t>“Everyone take your Leaders back. Make sure to not change their values!”</w:t>
+        <w:t>“</w:t>
+      </w:r>
+      <w:r>
+        <w:t>It’s battle time! This time, the Crime Lord was the only one who didn’t deploy any Troops, so he will absolutely get raided if we lose.</w:t>
+      </w:r>
+      <w:r>
+        <w:t>”</w:t>
+      </w:r>
+    </w:p>
+    <w:p>
+      <w:pPr>
+        <w:pStyle w:val="ListParagraph"/>
+        <w:numPr>
+          <w:ilvl w:val="0"/>
+          <w:numId w:val="15"/>
+        </w:numPr>
+      </w:pPr>
+      <w:r>
+        <w:t>After setting the Threshold of the new Deliberated Law,</w:t>
+      </w:r>
+    </w:p>
+    <w:p>
+      <w:pPr>
+        <w:pStyle w:val="Quote"/>
+      </w:pPr>
+      <w:r>
+        <w:t>“There are still Greeks left, so we will play another round.”</w:t>
       </w:r>
     </w:p>
     <w:p>
@@ -1463,13 +1697,29 @@
         <w:t>. Once again, t</w:t>
       </w:r>
       <w:r>
-        <w:t xml:space="preserve">he Crime Lord is on the chopping block because he was the only one to not deploy any Troops. </w:t>
+        <w:t xml:space="preserve">he Crime Lord is on the chopping block because he was the only one </w:t>
+      </w:r>
+      <w:proofErr w:type="gramStart"/>
+      <w:r>
+        <w:t>to not</w:t>
+      </w:r>
+      <w:proofErr w:type="gramEnd"/>
+      <w:r>
+        <w:t xml:space="preserve"> deploy any Troops. </w:t>
       </w:r>
       <w:r>
         <w:t>T</w:t>
       </w:r>
       <w:r>
-        <w:t>his round, we must fight ___ Greeks. Any leftover Greeks will attack the Crime Lord, and he must kill an equal number of his Troops. If he does not have enough Troops, the remaining Greeks will damage his Investments.”</w:t>
+        <w:t xml:space="preserve">his round, we must fight ___ Greeks. Any leftover Greeks will attack the Crime Lord, and he must kill an equal number of his Troops. If he does not have enough Troops, the remaining Greeks will damage his </w:t>
+      </w:r>
+      <w:proofErr w:type="gramStart"/>
+      <w:r>
+        <w:t>Investments</w:t>
+      </w:r>
+      <w:proofErr w:type="gramEnd"/>
+      <w:r>
+        <w:t>.”</w:t>
       </w:r>
     </w:p>
     <w:p>
@@ -1481,6 +1731,7 @@
         </w:numPr>
       </w:pPr>
       <w:r>
+        <w:lastRenderedPageBreak/>
         <w:t>When the Chief Scribe prompts you, set the Deliberated Law to 2.</w:t>
       </w:r>
     </w:p>
@@ -1501,7 +1752,6 @@
         </w:numPr>
       </w:pPr>
       <w:r>
-        <w:lastRenderedPageBreak/>
         <w:t>After setting the Threshold of the new Deliberated Law,</w:t>
       </w:r>
     </w:p>
@@ -1681,11 +1931,19 @@
           <w:numId w:val="2"/>
         </w:numPr>
       </w:pPr>
-      <w:r>
-        <w:rPr>
-          <w:rStyle w:val="Strong"/>
-        </w:rPr>
-        <w:t>Undermarket Monetize</w:t>
+      <w:proofErr w:type="spellStart"/>
+      <w:r>
+        <w:rPr>
+          <w:rStyle w:val="Strong"/>
+        </w:rPr>
+        <w:t>Undermarket</w:t>
+      </w:r>
+      <w:proofErr w:type="spellEnd"/>
+      <w:r>
+        <w:rPr>
+          <w:rStyle w:val="Strong"/>
+        </w:rPr>
+        <w:t xml:space="preserve"> Monetize</w:t>
       </w:r>
       <w:r>
         <w:rPr>
@@ -1717,6 +1975,32 @@
     </w:p>
     <w:p>
       <w:pPr>
+        <w:pStyle w:val="Quote"/>
+      </w:pPr>
+      <w:r>
+        <w:t>“</w:t>
+      </w:r>
+      <w:r>
+        <w:t xml:space="preserve">I’m going to Sue you for not having the Kingdom’s best interest at heart! </w:t>
+      </w:r>
+      <w:r>
+        <w:t xml:space="preserve">If you don’t have enough Coins to pay your legal fees, you may make an Emergency Trade using Commodities or Cards. </w:t>
+      </w:r>
+      <w:r>
+        <w:t>You must trade at the current Market Rate, using no bonuses from Investments.</w:t>
+      </w:r>
+      <w:r>
+        <w:t xml:space="preserve"> You may only trade to fund your trial</w:t>
+      </w:r>
+      <w:r>
+        <w:t>; you cannot keep any of the Coins you receive. Now, prepare yourself!</w:t>
+      </w:r>
+      <w:r>
+        <w:t>”</w:t>
+      </w:r>
+    </w:p>
+    <w:p>
+      <w:pPr>
         <w:pStyle w:val="ListParagraph"/>
         <w:numPr>
           <w:ilvl w:val="0"/>
@@ -1748,12 +2032,14 @@
           <w:bCs w:val="0"/>
         </w:rPr>
       </w:pPr>
+      <w:proofErr w:type="gramStart"/>
       <w:r>
         <w:rPr>
           <w:rStyle w:val="Strong"/>
         </w:rPr>
         <w:t>Deploy</w:t>
       </w:r>
+      <w:proofErr w:type="gramEnd"/>
     </w:p>
     <w:p>
       <w:pPr>
@@ -1816,7 +2102,15 @@
         <w:t>, but there are only ___ Greeks left</w:t>
       </w:r>
       <w:r>
-        <w:t>. If we deployed more Troops or tied the  Greeks, we win the battle and everyone who deployed Troops gets 1 Honor, including the General.</w:t>
+        <w:t xml:space="preserve">. If we deployed more Troops or tied </w:t>
+      </w:r>
+      <w:proofErr w:type="gramStart"/>
+      <w:r>
+        <w:t>the  Greeks</w:t>
+      </w:r>
+      <w:proofErr w:type="gramEnd"/>
+      <w:r>
+        <w:t>, we win the battle and everyone who deployed Troops gets 1 Honor, including the General.</w:t>
       </w:r>
       <w:r>
         <w:t>”</w:t>
@@ -1831,6 +2125,7 @@
         </w:numPr>
       </w:pPr>
       <w:r>
+        <w:lastRenderedPageBreak/>
         <w:t>After setting the Threshold of the new Deliberated Law,</w:t>
       </w:r>
     </w:p>
@@ -1870,7 +2165,7 @@
       <w:lvlText w:val="%1."/>
       <w:lvlJc w:val="left"/>
       <w:pPr>
-        <w:ind w:left="720" w:hanging="360"/>
+        <w:ind w:left="630" w:hanging="360"/>
       </w:pPr>
     </w:lvl>
     <w:lvl w:ilvl="1" w:tplc="C90A1680">
@@ -1879,7 +2174,7 @@
       <w:lvlText w:val="%2."/>
       <w:lvlJc w:val="left"/>
       <w:pPr>
-        <w:ind w:left="1440" w:hanging="360"/>
+        <w:ind w:left="1350" w:hanging="360"/>
       </w:pPr>
     </w:lvl>
     <w:lvl w:ilvl="2" w:tplc="8DF67A38">
@@ -1888,7 +2183,7 @@
       <w:lvlText w:val="%3."/>
       <w:lvlJc w:val="right"/>
       <w:pPr>
-        <w:ind w:left="2160" w:hanging="180"/>
+        <w:ind w:left="2070" w:hanging="180"/>
       </w:pPr>
     </w:lvl>
     <w:lvl w:ilvl="3" w:tplc="5A806022">
@@ -1897,7 +2192,7 @@
       <w:lvlText w:val="%4."/>
       <w:lvlJc w:val="left"/>
       <w:pPr>
-        <w:ind w:left="2880" w:hanging="360"/>
+        <w:ind w:left="2790" w:hanging="360"/>
       </w:pPr>
     </w:lvl>
     <w:lvl w:ilvl="4" w:tplc="670A8250">
@@ -1906,7 +2201,7 @@
       <w:lvlText w:val="%5."/>
       <w:lvlJc w:val="left"/>
       <w:pPr>
-        <w:ind w:left="3600" w:hanging="360"/>
+        <w:ind w:left="3510" w:hanging="360"/>
       </w:pPr>
     </w:lvl>
     <w:lvl w:ilvl="5" w:tplc="9FB0CF8A">
@@ -1915,7 +2210,7 @@
       <w:lvlText w:val="%6."/>
       <w:lvlJc w:val="right"/>
       <w:pPr>
-        <w:ind w:left="4320" w:hanging="180"/>
+        <w:ind w:left="4230" w:hanging="180"/>
       </w:pPr>
     </w:lvl>
     <w:lvl w:ilvl="6" w:tplc="7BC240CE">
@@ -1924,7 +2219,7 @@
       <w:lvlText w:val="%7."/>
       <w:lvlJc w:val="left"/>
       <w:pPr>
-        <w:ind w:left="5040" w:hanging="360"/>
+        <w:ind w:left="4950" w:hanging="360"/>
       </w:pPr>
     </w:lvl>
     <w:lvl w:ilvl="7" w:tplc="8B50F618">
@@ -1933,7 +2228,7 @@
       <w:lvlText w:val="%8."/>
       <w:lvlJc w:val="left"/>
       <w:pPr>
-        <w:ind w:left="5760" w:hanging="360"/>
+        <w:ind w:left="5670" w:hanging="360"/>
       </w:pPr>
     </w:lvl>
     <w:lvl w:ilvl="8" w:tplc="7C02F2B8">
@@ -1942,7 +2237,7 @@
       <w:lvlText w:val="%9."/>
       <w:lvlJc w:val="right"/>
       <w:pPr>
-        <w:ind w:left="6480" w:hanging="180"/>
+        <w:ind w:left="6390" w:hanging="180"/>
       </w:pPr>
     </w:lvl>
   </w:abstractNum>
@@ -2033,6 +2328,92 @@
     </w:lvl>
   </w:abstractNum>
   <w:abstractNum w:abstractNumId="2" w15:restartNumberingAfterBreak="0">
+    <w:nsid w:val="09F81EB4"/>
+    <w:multiLevelType w:val="hybridMultilevel"/>
+    <w:tmpl w:val="2EB65FD4"/>
+    <w:lvl w:ilvl="0" w:tplc="FFFFFFFF">
+      <w:start w:val="1"/>
+      <w:numFmt w:val="decimal"/>
+      <w:lvlText w:val="%1."/>
+      <w:lvlJc w:val="left"/>
+      <w:pPr>
+        <w:ind w:left="720" w:hanging="360"/>
+      </w:pPr>
+    </w:lvl>
+    <w:lvl w:ilvl="1" w:tplc="FFFFFFFF">
+      <w:start w:val="1"/>
+      <w:numFmt w:val="lowerLetter"/>
+      <w:lvlText w:val="%2."/>
+      <w:lvlJc w:val="left"/>
+      <w:pPr>
+        <w:ind w:left="1440" w:hanging="360"/>
+      </w:pPr>
+    </w:lvl>
+    <w:lvl w:ilvl="2" w:tplc="FFFFFFFF">
+      <w:start w:val="1"/>
+      <w:numFmt w:val="lowerRoman"/>
+      <w:lvlText w:val="%3."/>
+      <w:lvlJc w:val="right"/>
+      <w:pPr>
+        <w:ind w:left="2160" w:hanging="180"/>
+      </w:pPr>
+    </w:lvl>
+    <w:lvl w:ilvl="3" w:tplc="FFFFFFFF">
+      <w:start w:val="1"/>
+      <w:numFmt w:val="decimal"/>
+      <w:lvlText w:val="%4."/>
+      <w:lvlJc w:val="left"/>
+      <w:pPr>
+        <w:ind w:left="2880" w:hanging="360"/>
+      </w:pPr>
+    </w:lvl>
+    <w:lvl w:ilvl="4" w:tplc="FFFFFFFF">
+      <w:start w:val="1"/>
+      <w:numFmt w:val="lowerLetter"/>
+      <w:lvlText w:val="%5."/>
+      <w:lvlJc w:val="left"/>
+      <w:pPr>
+        <w:ind w:left="3600" w:hanging="360"/>
+      </w:pPr>
+    </w:lvl>
+    <w:lvl w:ilvl="5" w:tplc="FFFFFFFF">
+      <w:start w:val="1"/>
+      <w:numFmt w:val="lowerRoman"/>
+      <w:lvlText w:val="%6."/>
+      <w:lvlJc w:val="right"/>
+      <w:pPr>
+        <w:ind w:left="4320" w:hanging="180"/>
+      </w:pPr>
+    </w:lvl>
+    <w:lvl w:ilvl="6" w:tplc="FFFFFFFF">
+      <w:start w:val="1"/>
+      <w:numFmt w:val="decimal"/>
+      <w:lvlText w:val="%7."/>
+      <w:lvlJc w:val="left"/>
+      <w:pPr>
+        <w:ind w:left="5040" w:hanging="360"/>
+      </w:pPr>
+    </w:lvl>
+    <w:lvl w:ilvl="7" w:tplc="FFFFFFFF">
+      <w:start w:val="1"/>
+      <w:numFmt w:val="lowerLetter"/>
+      <w:lvlText w:val="%8."/>
+      <w:lvlJc w:val="left"/>
+      <w:pPr>
+        <w:ind w:left="5760" w:hanging="360"/>
+      </w:pPr>
+    </w:lvl>
+    <w:lvl w:ilvl="8" w:tplc="FFFFFFFF">
+      <w:start w:val="1"/>
+      <w:numFmt w:val="lowerRoman"/>
+      <w:lvlText w:val="%9."/>
+      <w:lvlJc w:val="right"/>
+      <w:pPr>
+        <w:ind w:left="6480" w:hanging="180"/>
+      </w:pPr>
+    </w:lvl>
+  </w:abstractNum>
+  <w:abstractNum w:abstractNumId="3" w15:restartNumberingAfterBreak="0">
     <w:nsid w:val="1C174747"/>
     <w:multiLevelType w:val="hybridMultilevel"/>
     <w:tmpl w:val="2EB65FD4"/>
@@ -2118,7 +2499,7 @@
       </w:pPr>
     </w:lvl>
   </w:abstractNum>
-  <w:abstractNum w:abstractNumId="3" w15:restartNumberingAfterBreak="0">
+  <w:abstractNum w:abstractNumId="4" w15:restartNumberingAfterBreak="0">
     <w:nsid w:val="3C6D4415"/>
     <w:multiLevelType w:val="hybridMultilevel"/>
     <w:tmpl w:val="2EB65FD4"/>
@@ -2204,7 +2585,7 @@
       </w:pPr>
     </w:lvl>
   </w:abstractNum>
-  <w:abstractNum w:abstractNumId="4" w15:restartNumberingAfterBreak="0">
+  <w:abstractNum w:abstractNumId="5" w15:restartNumberingAfterBreak="0">
     <w:nsid w:val="41650BE6"/>
     <w:multiLevelType w:val="hybridMultilevel"/>
     <w:tmpl w:val="2EB65FD4"/>
@@ -2290,7 +2671,7 @@
       </w:pPr>
     </w:lvl>
   </w:abstractNum>
-  <w:abstractNum w:abstractNumId="5" w15:restartNumberingAfterBreak="0">
+  <w:abstractNum w:abstractNumId="6" w15:restartNumberingAfterBreak="0">
     <w:nsid w:val="4176194F"/>
     <w:multiLevelType w:val="hybridMultilevel"/>
     <w:tmpl w:val="4B149222"/>
@@ -2403,7 +2784,7 @@
       </w:rPr>
     </w:lvl>
   </w:abstractNum>
-  <w:abstractNum w:abstractNumId="6" w15:restartNumberingAfterBreak="0">
+  <w:abstractNum w:abstractNumId="7" w15:restartNumberingAfterBreak="0">
     <w:nsid w:val="48E711EF"/>
     <w:multiLevelType w:val="hybridMultilevel"/>
     <w:tmpl w:val="2EB65FD4"/>
@@ -2489,7 +2870,7 @@
       </w:pPr>
     </w:lvl>
   </w:abstractNum>
-  <w:abstractNum w:abstractNumId="7" w15:restartNumberingAfterBreak="0">
+  <w:abstractNum w:abstractNumId="8" w15:restartNumberingAfterBreak="0">
     <w:nsid w:val="528F70C1"/>
     <w:multiLevelType w:val="hybridMultilevel"/>
     <w:tmpl w:val="03F649C2"/>
@@ -2578,7 +2959,7 @@
       </w:pPr>
     </w:lvl>
   </w:abstractNum>
-  <w:abstractNum w:abstractNumId="8" w15:restartNumberingAfterBreak="0">
+  <w:abstractNum w:abstractNumId="9" w15:restartNumberingAfterBreak="0">
     <w:nsid w:val="611FE871"/>
     <w:multiLevelType w:val="hybridMultilevel"/>
     <w:tmpl w:val="09DED906"/>
@@ -2664,7 +3045,7 @@
       </w:pPr>
     </w:lvl>
   </w:abstractNum>
-  <w:abstractNum w:abstractNumId="9" w15:restartNumberingAfterBreak="0">
+  <w:abstractNum w:abstractNumId="10" w15:restartNumberingAfterBreak="0">
     <w:nsid w:val="6407225D"/>
     <w:multiLevelType w:val="hybridMultilevel"/>
     <w:tmpl w:val="D75435CC"/>
@@ -2777,7 +3158,7 @@
       </w:rPr>
     </w:lvl>
   </w:abstractNum>
-  <w:abstractNum w:abstractNumId="10" w15:restartNumberingAfterBreak="0">
+  <w:abstractNum w:abstractNumId="11" w15:restartNumberingAfterBreak="0">
     <w:nsid w:val="66687478"/>
     <w:multiLevelType w:val="hybridMultilevel"/>
     <w:tmpl w:val="8A36BD36"/>
@@ -2866,7 +3247,7 @@
       </w:pPr>
     </w:lvl>
   </w:abstractNum>
-  <w:abstractNum w:abstractNumId="11" w15:restartNumberingAfterBreak="0">
+  <w:abstractNum w:abstractNumId="12" w15:restartNumberingAfterBreak="0">
     <w:nsid w:val="69617966"/>
     <w:multiLevelType w:val="hybridMultilevel"/>
     <w:tmpl w:val="A2C2982C"/>
@@ -2955,7 +3336,7 @@
       </w:pPr>
     </w:lvl>
   </w:abstractNum>
-  <w:abstractNum w:abstractNumId="12" w15:restartNumberingAfterBreak="0">
+  <w:abstractNum w:abstractNumId="13" w15:restartNumberingAfterBreak="0">
     <w:nsid w:val="6E59125B"/>
     <w:multiLevelType w:val="hybridMultilevel"/>
     <w:tmpl w:val="1E642422"/>
@@ -3044,7 +3425,7 @@
       </w:pPr>
     </w:lvl>
   </w:abstractNum>
-  <w:abstractNum w:abstractNumId="13" w15:restartNumberingAfterBreak="0">
+  <w:abstractNum w:abstractNumId="14" w15:restartNumberingAfterBreak="0">
     <w:nsid w:val="7FADB6D8"/>
     <w:multiLevelType w:val="hybridMultilevel"/>
     <w:tmpl w:val="9BC0956E"/>
@@ -3131,13 +3512,13 @@
     </w:lvl>
   </w:abstractNum>
   <w:num w:numId="1" w16cid:durableId="1479344411">
-    <w:abstractNumId w:val="8"/>
+    <w:abstractNumId w:val="9"/>
   </w:num>
   <w:num w:numId="2" w16cid:durableId="285163502">
-    <w:abstractNumId w:val="13"/>
+    <w:abstractNumId w:val="14"/>
   </w:num>
   <w:num w:numId="3" w16cid:durableId="1198473822">
-    <w:abstractNumId w:val="9"/>
+    <w:abstractNumId w:val="10"/>
   </w:num>
   <w:num w:numId="4" w16cid:durableId="802966585">
     <w:abstractNumId w:val="0"/>
@@ -3146,31 +3527,34 @@
     <w:abstractNumId w:val="1"/>
   </w:num>
   <w:num w:numId="6" w16cid:durableId="181282135">
+    <w:abstractNumId w:val="4"/>
+  </w:num>
+  <w:num w:numId="7" w16cid:durableId="171988987">
+    <w:abstractNumId w:val="13"/>
+  </w:num>
+  <w:num w:numId="8" w16cid:durableId="634454808">
+    <w:abstractNumId w:val="12"/>
+  </w:num>
+  <w:num w:numId="9" w16cid:durableId="106583078">
+    <w:abstractNumId w:val="8"/>
+  </w:num>
+  <w:num w:numId="10" w16cid:durableId="1746075742">
+    <w:abstractNumId w:val="11"/>
+  </w:num>
+  <w:num w:numId="11" w16cid:durableId="792795852">
+    <w:abstractNumId w:val="5"/>
+  </w:num>
+  <w:num w:numId="12" w16cid:durableId="750547416">
+    <w:abstractNumId w:val="6"/>
+  </w:num>
+  <w:num w:numId="13" w16cid:durableId="919798660">
     <w:abstractNumId w:val="3"/>
   </w:num>
-  <w:num w:numId="7" w16cid:durableId="171988987">
-    <w:abstractNumId w:val="12"/>
-  </w:num>
-  <w:num w:numId="8" w16cid:durableId="634454808">
-    <w:abstractNumId w:val="11"/>
-  </w:num>
-  <w:num w:numId="9" w16cid:durableId="106583078">
+  <w:num w:numId="14" w16cid:durableId="806901565">
     <w:abstractNumId w:val="7"/>
   </w:num>
-  <w:num w:numId="10" w16cid:durableId="1746075742">
-    <w:abstractNumId w:val="10"/>
-  </w:num>
-  <w:num w:numId="11" w16cid:durableId="792795852">
-    <w:abstractNumId w:val="4"/>
-  </w:num>
-  <w:num w:numId="12" w16cid:durableId="750547416">
-    <w:abstractNumId w:val="5"/>
-  </w:num>
-  <w:num w:numId="13" w16cid:durableId="919798660">
+  <w:num w:numId="15" w16cid:durableId="184565417">
     <w:abstractNumId w:val="2"/>
-  </w:num>
-  <w:num w:numId="14" w16cid:durableId="806901565">
-    <w:abstractNumId w:val="6"/>
   </w:num>
 </w:numbering>
 </file>

--- a/TrainingManual5_Warmongerer.docx
+++ b/TrainingManual5_Warmongerer.docx
@@ -7,24 +7,17 @@
         <w:pStyle w:val="Title"/>
         <w:jc w:val="center"/>
       </w:pPr>
-      <w:proofErr w:type="spellStart"/>
       <w:r>
         <w:t>Warmongerer</w:t>
       </w:r>
-      <w:proofErr w:type="spellEnd"/>
     </w:p>
     <w:p>
       <w:pPr>
         <w:pStyle w:val="Subtitle"/>
         <w:jc w:val="center"/>
       </w:pPr>
-      <w:proofErr w:type="gramStart"/>
-      <w:r>
-        <w:t>Fist</w:t>
-      </w:r>
-      <w:proofErr w:type="gramEnd"/>
-      <w:r>
-        <w:t xml:space="preserve"> of the King</w:t>
+      <w:r>
+        <w:t>Fist of the King</w:t>
       </w:r>
     </w:p>
     <w:p>
@@ -95,10 +88,10 @@
         </w:numPr>
       </w:pPr>
       <w:r>
-        <w:t xml:space="preserve">Take the Battlefield and put it in a central place </w:t>
-      </w:r>
-      <w:r>
-        <w:t>of the table.</w:t>
+        <w:t xml:space="preserve">Sit to the left of the </w:t>
+      </w:r>
+      <w:r>
+        <w:t>Head Banker.</w:t>
       </w:r>
     </w:p>
     <w:p>
@@ -155,15 +148,7 @@
         <w:t xml:space="preserve">Place one of your </w:t>
       </w:r>
       <w:r>
-        <w:t xml:space="preserve">Alliance Tokens </w:t>
-      </w:r>
-      <w:proofErr w:type="gramStart"/>
-      <w:r>
-        <w:t>on</w:t>
-      </w:r>
-      <w:proofErr w:type="gramEnd"/>
-      <w:r>
-        <w:t xml:space="preserve"> the start of the Honor Track.</w:t>
+        <w:t>Alliance Tokens on the start of the Honor Track.</w:t>
       </w:r>
     </w:p>
     <w:p>
@@ -321,15 +306,7 @@
         <w:t>,</w:t>
       </w:r>
       <w:r>
-        <w:t xml:space="preserve"> on each of your </w:t>
-      </w:r>
-      <w:proofErr w:type="gramStart"/>
-      <w:r>
-        <w:t>Investments</w:t>
-      </w:r>
-      <w:proofErr w:type="gramEnd"/>
-      <w:r>
-        <w:t>, denoting their level.</w:t>
+        <w:t xml:space="preserve"> on each of your Investments, denoting their level.</w:t>
       </w:r>
     </w:p>
     <w:p>
@@ -442,15 +419,7 @@
         <w:t xml:space="preserve">fail to defend against them, </w:t>
       </w:r>
       <w:r>
-        <w:t xml:space="preserve">they will hurt us. The game is over once the Greek army has been </w:t>
-      </w:r>
-      <w:proofErr w:type="gramStart"/>
-      <w:r>
-        <w:t>completely eliminated</w:t>
-      </w:r>
-      <w:proofErr w:type="gramEnd"/>
-      <w:r>
-        <w:t>.</w:t>
+        <w:t>they will hurt us. The game is over once the Greek army has been completely eliminated.</w:t>
       </w:r>
       <w:r>
         <w:t>”</w:t>
@@ -465,15 +434,7 @@
         </w:numPr>
       </w:pPr>
       <w:r>
-        <w:t xml:space="preserve">Place one non-player </w:t>
-      </w:r>
-      <w:proofErr w:type="gramStart"/>
-      <w:r>
-        <w:t>die</w:t>
-      </w:r>
-      <w:proofErr w:type="gramEnd"/>
-      <w:r>
-        <w:t xml:space="preserve"> </w:t>
+        <w:t xml:space="preserve">Place one non-player die </w:t>
       </w:r>
       <w:r>
         <w:t>on the Market Rate and set its value to 3.</w:t>
@@ -614,29 +575,13 @@
         <w:t>I can take the action even though another player already used it. Court actions are the only ones that another player may block.</w:t>
       </w:r>
       <w:r>
-        <w:t xml:space="preserve"> Each player can take a Provincial or </w:t>
-      </w:r>
-      <w:proofErr w:type="spellStart"/>
-      <w:r>
-        <w:t>Undermarket</w:t>
-      </w:r>
-      <w:proofErr w:type="spellEnd"/>
-      <w:r>
-        <w:t xml:space="preserve"> action once per round. For this Deploy action</w:t>
+        <w:t xml:space="preserve"> Each player can take a Provincial or Undermarket action once per round. For this Deploy action</w:t>
       </w:r>
       <w:r>
         <w:t xml:space="preserve">, </w:t>
       </w:r>
       <w:r>
-        <w:t xml:space="preserve">I have War Machines which </w:t>
-      </w:r>
-      <w:proofErr w:type="gramStart"/>
-      <w:r>
-        <w:t>allows</w:t>
-      </w:r>
-      <w:proofErr w:type="gramEnd"/>
-      <w:r>
-        <w:t xml:space="preserve"> me to buy extra Troops and Deploy them immediately</w:t>
+        <w:t>I have War Machines which allows me to buy extra Troops and Deploy them immediately</w:t>
       </w:r>
       <w:r>
         <w:t xml:space="preserve">. I will deploy 2 of my own and purchase 1 </w:t>
@@ -827,15 +772,7 @@
         <w:t xml:space="preserve"> non-player die for each of </w:t>
       </w:r>
       <w:r>
-        <w:t xml:space="preserve">our respective Leader’s levels. I will take 2 </w:t>
-      </w:r>
-      <w:proofErr w:type="gramStart"/>
-      <w:r>
-        <w:t>dice</w:t>
-      </w:r>
-      <w:proofErr w:type="gramEnd"/>
-      <w:r>
-        <w:t xml:space="preserve"> for my Level 2 Leader, and the Master of Lies will do the same for his Level 2 Leader. </w:t>
+        <w:t xml:space="preserve">our respective Leader’s levels. I will take 2 dice for my Level 2 Leader, and the Master of Lies will do the same for his Level 2 Leader. </w:t>
       </w:r>
       <w:r>
         <w:t xml:space="preserve">My </w:t>
@@ -875,15 +812,7 @@
         <w:t xml:space="preserve">who scores the most hits wins the round. The </w:t>
       </w:r>
       <w:r>
-        <w:t xml:space="preserve">player who wins the best out of three rounds wins the Trial. Remember that </w:t>
-      </w:r>
-      <w:proofErr w:type="gramStart"/>
-      <w:r>
-        <w:t>ties</w:t>
-      </w:r>
-      <w:proofErr w:type="gramEnd"/>
-      <w:r>
-        <w:t xml:space="preserve"> </w:t>
+        <w:t xml:space="preserve">player who wins the best out of three rounds wins the Trial. Remember that ties </w:t>
       </w:r>
       <w:r>
         <w:t xml:space="preserve">during a round </w:t>
@@ -927,7 +856,7 @@
         <w:rPr>
           <w:rStyle w:val="Strong"/>
         </w:rPr>
-        <w:t>Harvest</w:t>
+        <w:t>Collect</w:t>
       </w:r>
       <w:r>
         <w:rPr>
@@ -999,41 +928,49 @@
           <w:b w:val="0"/>
           <w:bCs w:val="0"/>
         </w:rPr>
-        <w:t>so I will simply Harvest. My Eager Laborers Investment gives me 2 extra Commodities though</w:t>
-      </w:r>
-      <w:r>
+        <w:t xml:space="preserve">so I will simply </w:t>
+      </w:r>
+    </w:p>
+    <w:p>
+      <w:pPr>
+        <w:pStyle w:val="Quote"/>
         <w:rPr>
           <w:rStyle w:val="Strong"/>
           <w:b w:val="0"/>
           <w:bCs w:val="0"/>
         </w:rPr>
-        <w:t xml:space="preserve">, so I will take 6 Commodities, 4 </w:t>
-      </w:r>
+      </w:pPr>
       <w:r>
         <w:rPr>
           <w:rStyle w:val="Strong"/>
           <w:b w:val="0"/>
           <w:bCs w:val="0"/>
         </w:rPr>
-        <w:t xml:space="preserve">for my Leader and 2 for my </w:t>
-      </w:r>
-      <w:proofErr w:type="gramStart"/>
+        <w:t>Collect</w:t>
+      </w:r>
       <w:r>
         <w:rPr>
           <w:rStyle w:val="Strong"/>
           <w:b w:val="0"/>
           <w:bCs w:val="0"/>
         </w:rPr>
-        <w:t>Investment</w:t>
-      </w:r>
-      <w:proofErr w:type="gramEnd"/>
+        <w:t>. My Eager Laborers Investment gives me 2 extra Commodities though</w:t>
+      </w:r>
       <w:r>
         <w:rPr>
           <w:rStyle w:val="Strong"/>
           <w:b w:val="0"/>
           <w:bCs w:val="0"/>
         </w:rPr>
-        <w:t>.</w:t>
+        <w:t xml:space="preserve">, so I will take 6 Commodities, 4 </w:t>
+      </w:r>
+      <w:r>
+        <w:rPr>
+          <w:rStyle w:val="Strong"/>
+          <w:b w:val="0"/>
+          <w:bCs w:val="0"/>
+        </w:rPr>
+        <w:t>for my Leader and 2 for my Investment.</w:t>
       </w:r>
       <w:r>
         <w:rPr>
@@ -1090,15 +1027,7 @@
         <w:t xml:space="preserve"> has Troops left wins!</w:t>
       </w:r>
       <w:r>
-        <w:t xml:space="preserve"> We </w:t>
-      </w:r>
-      <w:proofErr w:type="gramStart"/>
-      <w:r>
-        <w:t>win</w:t>
-      </w:r>
-      <w:proofErr w:type="gramEnd"/>
-      <w:r>
-        <w:t xml:space="preserve"> ties, of course.</w:t>
+        <w:t xml:space="preserve"> We win ties, of course.</w:t>
       </w:r>
       <w:r>
         <w:t xml:space="preserve"> Before the battle starts, we need to appoint a General to lead our united forces, and the player who </w:t>
@@ -1107,23 +1036,7 @@
         <w:t>deployed the most Troops first immediately receives 1 Honor.</w:t>
       </w:r>
       <w:r>
-        <w:t xml:space="preserve"> In this case, I deployed </w:t>
-      </w:r>
-      <w:proofErr w:type="gramStart"/>
-      <w:r>
-        <w:t>the most</w:t>
-      </w:r>
-      <w:proofErr w:type="gramEnd"/>
-      <w:r>
-        <w:t xml:space="preserve"> Troops, so I </w:t>
-      </w:r>
-      <w:proofErr w:type="gramStart"/>
-      <w:r>
-        <w:t>get</w:t>
-      </w:r>
-      <w:proofErr w:type="gramEnd"/>
-      <w:r>
-        <w:t xml:space="preserve"> 1 Honor.</w:t>
+        <w:t xml:space="preserve"> In this case, I deployed the most Troops, so I get 1 Honor.</w:t>
       </w:r>
       <w:r>
         <w:t xml:space="preserve"> </w:t>
@@ -1255,15 +1168,7 @@
         <w:t xml:space="preserve">Greeks will </w:t>
       </w:r>
       <w:r>
-        <w:t xml:space="preserve">damage his </w:t>
-      </w:r>
-      <w:proofErr w:type="gramStart"/>
-      <w:r>
-        <w:t>Investments</w:t>
-      </w:r>
-      <w:proofErr w:type="gramEnd"/>
-      <w:r>
-        <w:t>.</w:t>
+        <w:t>damage his Investments.</w:t>
       </w:r>
       <w:r>
         <w:t>”</w:t>
@@ -1278,7 +1183,11 @@
         </w:numPr>
       </w:pPr>
       <w:r>
-        <w:t>After setting the Threshold of the new Deliberated Law,</w:t>
+        <w:lastRenderedPageBreak/>
+        <w:t>After changing the Market Rate</w:t>
+      </w:r>
+      <w:r>
+        <w:t>,</w:t>
       </w:r>
     </w:p>
     <w:p>
@@ -1286,8 +1195,16 @@
         <w:pStyle w:val="Quote"/>
       </w:pPr>
       <w:r>
-        <w:lastRenderedPageBreak/>
-        <w:t>“There are still Greeks left, so we will play another round.”</w:t>
+        <w:t>“There are still Greeks left, so we will play another round.</w:t>
+      </w:r>
+      <w:r>
+        <w:t xml:space="preserve"> </w:t>
+      </w:r>
+      <w:r>
+        <w:t>That’s the end of the Reports Phase!</w:t>
+      </w:r>
+      <w:r>
+        <w:t>”</w:t>
       </w:r>
     </w:p>
     <w:p>
@@ -1375,51 +1292,15 @@
           <w:b w:val="0"/>
           <w:bCs w:val="0"/>
         </w:rPr>
-        <w:t xml:space="preserve">of my </w:t>
-      </w:r>
-      <w:proofErr w:type="gramStart"/>
+        <w:t xml:space="preserve">of my Investments, so I will Upgrade my Eager Laborers with a Level 2 Leader. This enables me to </w:t>
+      </w:r>
       <w:r>
         <w:rPr>
           <w:rStyle w:val="Strong"/>
           <w:b w:val="0"/>
           <w:bCs w:val="0"/>
         </w:rPr>
-        <w:t>Investments</w:t>
-      </w:r>
-      <w:proofErr w:type="gramEnd"/>
-      <w:r>
-        <w:rPr>
-          <w:rStyle w:val="Strong"/>
-          <w:b w:val="0"/>
-          <w:bCs w:val="0"/>
-        </w:rPr>
-        <w:t xml:space="preserve">, so I will Upgrade my Eager Laborers with a Level 2 Leader. This enables me to </w:t>
-      </w:r>
-      <w:r>
-        <w:rPr>
-          <w:rStyle w:val="Strong"/>
-          <w:b w:val="0"/>
-          <w:bCs w:val="0"/>
-        </w:rPr>
-        <w:t xml:space="preserve">increase the level of my </w:t>
-      </w:r>
-      <w:proofErr w:type="gramStart"/>
-      <w:r>
-        <w:rPr>
-          <w:rStyle w:val="Strong"/>
-          <w:b w:val="0"/>
-          <w:bCs w:val="0"/>
-        </w:rPr>
-        <w:t>Investment</w:t>
-      </w:r>
-      <w:proofErr w:type="gramEnd"/>
-      <w:r>
-        <w:rPr>
-          <w:rStyle w:val="Strong"/>
-          <w:b w:val="0"/>
-          <w:bCs w:val="0"/>
-        </w:rPr>
-        <w:t xml:space="preserve"> by 1 for each of my Leader’s Levels, provided I </w:t>
+        <w:t xml:space="preserve">increase the level of my Investment by 1 for each of my Leader’s Levels, provided I </w:t>
       </w:r>
       <w:r>
         <w:rPr>
@@ -1533,14 +1414,6 @@
           <w:b w:val="0"/>
           <w:bCs w:val="0"/>
         </w:rPr>
-        <w:t>, but the Law moved never becomes the Prioritized Law</w:t>
-      </w:r>
-      <w:r>
-        <w:rPr>
-          <w:rStyle w:val="Strong"/>
-          <w:b w:val="0"/>
-          <w:bCs w:val="0"/>
-        </w:rPr>
         <w:t xml:space="preserve">. I </w:t>
       </w:r>
       <w:r>
@@ -1628,10 +1501,10 @@
         <w:t>“</w:t>
       </w:r>
       <w:r>
-        <w:t>It’s battle time! This time, the Crime Lord was the only one who didn’t deploy any Troops, so he will absolutely get raided if we lose.</w:t>
-      </w:r>
-      <w:r>
-        <w:t>”</w:t>
+        <w:t>It’s battle time! This time, the Crime Lord was the only one who didn’t deploy any Troops, so he will absolutely get raided if we lose</w:t>
+      </w:r>
+      <w:r>
+        <w:t>. Any leftover Greeks will attack the Crime Lord, and he must kill an equal number of his Troops. If he does not have enough Troops, the remaining Greeks will damage his Investments.”</w:t>
       </w:r>
     </w:p>
     <w:p>
@@ -1643,7 +1516,7 @@
         </w:numPr>
       </w:pPr>
       <w:r>
-        <w:t>After setting the Threshold of the new Deliberated Law,</w:t>
+        <w:t>When the Chief Scribe prompts you, set the Deliberated Law to 2.</w:t>
       </w:r>
     </w:p>
     <w:p>
@@ -1651,15 +1524,7 @@
         <w:pStyle w:val="Quote"/>
       </w:pPr>
       <w:r>
-        <w:t>“There are still Greeks left, so we will play another round.”</w:t>
-      </w:r>
-    </w:p>
-    <w:p>
-      <w:pPr>
-        <w:pStyle w:val="Heading1"/>
-      </w:pPr>
-      <w:r>
-        <w:t>Round 3</w:t>
+        <w:t>“I don’t think we are taking the Greek threat seriously enough, so let’s say everyone has to Deploy at least 2 Troops per round.”</w:t>
       </w:r>
     </w:p>
     <w:p>
@@ -1667,11 +1532,17 @@
         <w:pStyle w:val="ListParagraph"/>
         <w:numPr>
           <w:ilvl w:val="0"/>
-          <w:numId w:val="13"/>
+          <w:numId w:val="15"/>
         </w:numPr>
       </w:pPr>
       <w:r>
-        <w:t>After Edicts have been checked,</w:t>
+        <w:t xml:space="preserve">After </w:t>
+      </w:r>
+      <w:r>
+        <w:t>changing the Market Rate</w:t>
+      </w:r>
+      <w:r>
+        <w:t>,</w:t>
       </w:r>
     </w:p>
     <w:p>
@@ -1682,85 +1553,25 @@
         <w:t>“</w:t>
       </w:r>
       <w:r>
-        <w:t>It’s battle time again</w:t>
-      </w:r>
-      <w:r>
-        <w:t>. I deployed the most Troops</w:t>
-      </w:r>
-      <w:r>
-        <w:t xml:space="preserve"> again</w:t>
-      </w:r>
-      <w:r>
-        <w:t>, so I get 1 Honor</w:t>
-      </w:r>
-      <w:r>
-        <w:t>. Once again, t</w:t>
-      </w:r>
-      <w:r>
-        <w:t xml:space="preserve">he Crime Lord is on the chopping block because he was the only one </w:t>
-      </w:r>
-      <w:proofErr w:type="gramStart"/>
-      <w:r>
-        <w:t>to not</w:t>
-      </w:r>
-      <w:proofErr w:type="gramEnd"/>
-      <w:r>
-        <w:t xml:space="preserve"> deploy any Troops. </w:t>
-      </w:r>
-      <w:r>
-        <w:t>T</w:t>
-      </w:r>
-      <w:r>
-        <w:t xml:space="preserve">his round, we must fight ___ Greeks. Any leftover Greeks will attack the Crime Lord, and he must kill an equal number of his Troops. If he does not have enough Troops, the remaining Greeks will damage his </w:t>
-      </w:r>
-      <w:proofErr w:type="gramStart"/>
-      <w:r>
-        <w:t>Investments</w:t>
-      </w:r>
-      <w:proofErr w:type="gramEnd"/>
-      <w:r>
-        <w:t>.”</w:t>
-      </w:r>
-    </w:p>
-    <w:p>
-      <w:pPr>
-        <w:pStyle w:val="ListParagraph"/>
-        <w:numPr>
-          <w:ilvl w:val="0"/>
-          <w:numId w:val="13"/>
-        </w:numPr>
+        <w:t xml:space="preserve">That’s the end of the Reports Phase. There are still Greeks left, so we will play </w:t>
+      </w:r>
+      <w:r>
+        <w:t>Round</w:t>
+      </w:r>
+      <w:r>
+        <w:t xml:space="preserve"> Three. Judging by the remaining Greek forces, this will likely be the last round.</w:t>
+      </w:r>
+      <w:r>
+        <w:t>”</w:t>
+      </w:r>
+    </w:p>
+    <w:p>
+      <w:pPr>
+        <w:pStyle w:val="Heading1"/>
       </w:pPr>
       <w:r>
         <w:lastRenderedPageBreak/>
-        <w:t>When the Chief Scribe prompts you, set the Deliberated Law to 2.</w:t>
-      </w:r>
-    </w:p>
-    <w:p>
-      <w:pPr>
-        <w:pStyle w:val="Quote"/>
-      </w:pPr>
-      <w:r>
-        <w:t>“I don’t think we are taking the Greek threat seriously enough, so let’s say everyone has to Deploy at least 2 Troops per round.”</w:t>
-      </w:r>
-    </w:p>
-    <w:p>
-      <w:pPr>
-        <w:pStyle w:val="ListParagraph"/>
-        <w:numPr>
-          <w:ilvl w:val="0"/>
-          <w:numId w:val="13"/>
-        </w:numPr>
-      </w:pPr>
-      <w:r>
-        <w:t>After setting the Threshold of the new Deliberated Law,</w:t>
-      </w:r>
-    </w:p>
-    <w:p>
-      <w:pPr>
-        <w:pStyle w:val="Quote"/>
-      </w:pPr>
-      <w:r>
-        <w:t>“There are still Greeks left, so we will play another round.”</w:t>
+        <w:t>Round 3</w:t>
       </w:r>
     </w:p>
     <w:p>
@@ -1825,7 +1636,13 @@
         <w:t xml:space="preserve">hoose a scheme card </w:t>
       </w:r>
       <w:r>
-        <w:t xml:space="preserve">that has a “$R” </w:t>
+        <w:t>that has a “</w:t>
+      </w:r>
+      <w:r>
+        <w:t>Receiver</w:t>
+      </w:r>
+      <w:r>
+        <w:t xml:space="preserve">” </w:t>
       </w:r>
       <w:r>
         <w:t>from your hand</w:t>
@@ -1931,19 +1748,11 @@
           <w:numId w:val="2"/>
         </w:numPr>
       </w:pPr>
-      <w:proofErr w:type="spellStart"/>
-      <w:r>
-        <w:rPr>
-          <w:rStyle w:val="Strong"/>
-        </w:rPr>
-        <w:t>Undermarket</w:t>
-      </w:r>
-      <w:proofErr w:type="spellEnd"/>
-      <w:r>
-        <w:rPr>
-          <w:rStyle w:val="Strong"/>
-        </w:rPr>
-        <w:t xml:space="preserve"> Monetize</w:t>
+      <w:r>
+        <w:rPr>
+          <w:rStyle w:val="Strong"/>
+        </w:rPr>
+        <w:t>Undermarket Monetize</w:t>
       </w:r>
       <w:r>
         <w:rPr>
@@ -1993,7 +1802,19 @@
         <w:t xml:space="preserve"> You may only trade to fund your trial</w:t>
       </w:r>
       <w:r>
-        <w:t>; you cannot keep any of the Coins you receive. Now, prepare yourself!</w:t>
+        <w:t>; you cannot keep any of the Coins you receive.</w:t>
+      </w:r>
+      <w:r>
+        <w:t xml:space="preserve"> If you don’t have enough </w:t>
+      </w:r>
+      <w:r>
+        <w:t>assets to pay for your trial,</w:t>
+      </w:r>
+      <w:r>
+        <w:t xml:space="preserve"> you must lose 1 Honor for the same of being broke.</w:t>
+      </w:r>
+      <w:r>
+        <w:t xml:space="preserve"> Now, prepare yourself!</w:t>
       </w:r>
       <w:r>
         <w:t>”</w:t>
@@ -2016,7 +1837,7 @@
         <w:rPr>
           <w:rStyle w:val="Strong"/>
         </w:rPr>
-        <w:t>Recruit</w:t>
+        <w:t>Deploy</w:t>
       </w:r>
     </w:p>
     <w:p>
@@ -2028,18 +1849,14 @@
         </w:numPr>
         <w:rPr>
           <w:rStyle w:val="Strong"/>
-          <w:b w:val="0"/>
-          <w:bCs w:val="0"/>
-        </w:rPr>
-      </w:pPr>
-      <w:proofErr w:type="gramStart"/>
-      <w:r>
-        <w:rPr>
-          <w:rStyle w:val="Strong"/>
-        </w:rPr>
-        <w:t>Deploy</w:t>
-      </w:r>
-      <w:proofErr w:type="gramEnd"/>
+        </w:rPr>
+      </w:pPr>
+      <w:r>
+        <w:rPr>
+          <w:rStyle w:val="Strong"/>
+        </w:rPr>
+        <w:t>Recruit</w:t>
+      </w:r>
     </w:p>
     <w:p>
       <w:pPr>
@@ -2054,7 +1871,7 @@
         <w:pStyle w:val="ListParagraph"/>
         <w:numPr>
           <w:ilvl w:val="0"/>
-          <w:numId w:val="14"/>
+          <w:numId w:val="15"/>
         </w:numPr>
       </w:pPr>
       <w:r>
@@ -2102,15 +1919,7 @@
         <w:t>, but there are only ___ Greeks left</w:t>
       </w:r>
       <w:r>
-        <w:t xml:space="preserve">. If we deployed more Troops or tied </w:t>
-      </w:r>
-      <w:proofErr w:type="gramStart"/>
-      <w:r>
-        <w:t>the  Greeks</w:t>
-      </w:r>
-      <w:proofErr w:type="gramEnd"/>
-      <w:r>
-        <w:t>, we win the battle and everyone who deployed Troops gets 1 Honor, including the General.</w:t>
+        <w:t>. If we deployed more Troops or tied the  Greeks, we win the battle and everyone who deployed Troops gets 1 Honor, including the General.</w:t>
       </w:r>
       <w:r>
         <w:t>”</w:t>
@@ -2121,12 +1930,11 @@
         <w:pStyle w:val="ListParagraph"/>
         <w:numPr>
           <w:ilvl w:val="0"/>
-          <w:numId w:val="14"/>
+          <w:numId w:val="17"/>
         </w:numPr>
       </w:pPr>
       <w:r>
-        <w:lastRenderedPageBreak/>
-        <w:t>After setting the Threshold of the new Deliberated Law,</w:t>
+        <w:t>After changing the Market Rate,</w:t>
       </w:r>
     </w:p>
     <w:p>
@@ -2330,7 +2138,7 @@
   <w:abstractNum w:abstractNumId="2" w15:restartNumberingAfterBreak="0">
     <w:nsid w:val="09F81EB4"/>
     <w:multiLevelType w:val="hybridMultilevel"/>
-    <w:tmpl w:val="2EB65FD4"/>
+    <w:tmpl w:val="65C471B0"/>
     <w:lvl w:ilvl="0" w:tplc="FFFFFFFF">
       <w:start w:val="1"/>
       <w:numFmt w:val="decimal"/>
@@ -2500,6 +2308,92 @@
     </w:lvl>
   </w:abstractNum>
   <w:abstractNum w:abstractNumId="4" w15:restartNumberingAfterBreak="0">
+    <w:nsid w:val="22A00ABA"/>
+    <w:multiLevelType w:val="hybridMultilevel"/>
+    <w:tmpl w:val="2EB65FD4"/>
+    <w:lvl w:ilvl="0" w:tplc="FFFFFFFF">
+      <w:start w:val="1"/>
+      <w:numFmt w:val="decimal"/>
+      <w:lvlText w:val="%1."/>
+      <w:lvlJc w:val="left"/>
+      <w:pPr>
+        <w:ind w:left="720" w:hanging="360"/>
+      </w:pPr>
+    </w:lvl>
+    <w:lvl w:ilvl="1" w:tplc="FFFFFFFF">
+      <w:start w:val="1"/>
+      <w:numFmt w:val="lowerLetter"/>
+      <w:lvlText w:val="%2."/>
+      <w:lvlJc w:val="left"/>
+      <w:pPr>
+        <w:ind w:left="1440" w:hanging="360"/>
+      </w:pPr>
+    </w:lvl>
+    <w:lvl w:ilvl="2" w:tplc="FFFFFFFF">
+      <w:start w:val="1"/>
+      <w:numFmt w:val="lowerRoman"/>
+      <w:lvlText w:val="%3."/>
+      <w:lvlJc w:val="right"/>
+      <w:pPr>
+        <w:ind w:left="2160" w:hanging="180"/>
+      </w:pPr>
+    </w:lvl>
+    <w:lvl w:ilvl="3" w:tplc="FFFFFFFF">
+      <w:start w:val="1"/>
+      <w:numFmt w:val="decimal"/>
+      <w:lvlText w:val="%4."/>
+      <w:lvlJc w:val="left"/>
+      <w:pPr>
+        <w:ind w:left="2880" w:hanging="360"/>
+      </w:pPr>
+    </w:lvl>
+    <w:lvl w:ilvl="4" w:tplc="FFFFFFFF">
+      <w:start w:val="1"/>
+      <w:numFmt w:val="lowerLetter"/>
+      <w:lvlText w:val="%5."/>
+      <w:lvlJc w:val="left"/>
+      <w:pPr>
+        <w:ind w:left="3600" w:hanging="360"/>
+      </w:pPr>
+    </w:lvl>
+    <w:lvl w:ilvl="5" w:tplc="FFFFFFFF">
+      <w:start w:val="1"/>
+      <w:numFmt w:val="lowerRoman"/>
+      <w:lvlText w:val="%6."/>
+      <w:lvlJc w:val="right"/>
+      <w:pPr>
+        <w:ind w:left="4320" w:hanging="180"/>
+      </w:pPr>
+    </w:lvl>
+    <w:lvl w:ilvl="6" w:tplc="FFFFFFFF">
+      <w:start w:val="1"/>
+      <w:numFmt w:val="decimal"/>
+      <w:lvlText w:val="%7."/>
+      <w:lvlJc w:val="left"/>
+      <w:pPr>
+        <w:ind w:left="5040" w:hanging="360"/>
+      </w:pPr>
+    </w:lvl>
+    <w:lvl w:ilvl="7" w:tplc="FFFFFFFF">
+      <w:start w:val="1"/>
+      <w:numFmt w:val="lowerLetter"/>
+      <w:lvlText w:val="%8."/>
+      <w:lvlJc w:val="left"/>
+      <w:pPr>
+        <w:ind w:left="5760" w:hanging="360"/>
+      </w:pPr>
+    </w:lvl>
+    <w:lvl w:ilvl="8" w:tplc="FFFFFFFF">
+      <w:start w:val="1"/>
+      <w:numFmt w:val="lowerRoman"/>
+      <w:lvlText w:val="%9."/>
+      <w:lvlJc w:val="right"/>
+      <w:pPr>
+        <w:ind w:left="6480" w:hanging="180"/>
+      </w:pPr>
+    </w:lvl>
+  </w:abstractNum>
+  <w:abstractNum w:abstractNumId="5" w15:restartNumberingAfterBreak="0">
     <w:nsid w:val="3C6D4415"/>
     <w:multiLevelType w:val="hybridMultilevel"/>
     <w:tmpl w:val="2EB65FD4"/>
@@ -2585,7 +2479,7 @@
       </w:pPr>
     </w:lvl>
   </w:abstractNum>
-  <w:abstractNum w:abstractNumId="5" w15:restartNumberingAfterBreak="0">
+  <w:abstractNum w:abstractNumId="6" w15:restartNumberingAfterBreak="0">
     <w:nsid w:val="41650BE6"/>
     <w:multiLevelType w:val="hybridMultilevel"/>
     <w:tmpl w:val="2EB65FD4"/>
@@ -2671,7 +2565,7 @@
       </w:pPr>
     </w:lvl>
   </w:abstractNum>
-  <w:abstractNum w:abstractNumId="6" w15:restartNumberingAfterBreak="0">
+  <w:abstractNum w:abstractNumId="7" w15:restartNumberingAfterBreak="0">
     <w:nsid w:val="4176194F"/>
     <w:multiLevelType w:val="hybridMultilevel"/>
     <w:tmpl w:val="4B149222"/>
@@ -2784,10 +2678,10 @@
       </w:rPr>
     </w:lvl>
   </w:abstractNum>
-  <w:abstractNum w:abstractNumId="7" w15:restartNumberingAfterBreak="0">
+  <w:abstractNum w:abstractNumId="8" w15:restartNumberingAfterBreak="0">
     <w:nsid w:val="48E711EF"/>
     <w:multiLevelType w:val="hybridMultilevel"/>
-    <w:tmpl w:val="2EB65FD4"/>
+    <w:tmpl w:val="6718606A"/>
     <w:lvl w:ilvl="0" w:tplc="FFFFFFFF">
       <w:start w:val="1"/>
       <w:numFmt w:val="decimal"/>
@@ -2870,7 +2764,7 @@
       </w:pPr>
     </w:lvl>
   </w:abstractNum>
-  <w:abstractNum w:abstractNumId="8" w15:restartNumberingAfterBreak="0">
+  <w:abstractNum w:abstractNumId="9" w15:restartNumberingAfterBreak="0">
     <w:nsid w:val="528F70C1"/>
     <w:multiLevelType w:val="hybridMultilevel"/>
     <w:tmpl w:val="03F649C2"/>
@@ -2959,7 +2853,93 @@
       </w:pPr>
     </w:lvl>
   </w:abstractNum>
-  <w:abstractNum w:abstractNumId="9" w15:restartNumberingAfterBreak="0">
+  <w:abstractNum w:abstractNumId="10" w15:restartNumberingAfterBreak="0">
+    <w:nsid w:val="5EBA5A05"/>
+    <w:multiLevelType w:val="hybridMultilevel"/>
+    <w:tmpl w:val="2EB65FD4"/>
+    <w:lvl w:ilvl="0" w:tplc="FFFFFFFF">
+      <w:start w:val="1"/>
+      <w:numFmt w:val="decimal"/>
+      <w:lvlText w:val="%1."/>
+      <w:lvlJc w:val="left"/>
+      <w:pPr>
+        <w:ind w:left="720" w:hanging="360"/>
+      </w:pPr>
+    </w:lvl>
+    <w:lvl w:ilvl="1" w:tplc="FFFFFFFF">
+      <w:start w:val="1"/>
+      <w:numFmt w:val="lowerLetter"/>
+      <w:lvlText w:val="%2."/>
+      <w:lvlJc w:val="left"/>
+      <w:pPr>
+        <w:ind w:left="1440" w:hanging="360"/>
+      </w:pPr>
+    </w:lvl>
+    <w:lvl w:ilvl="2" w:tplc="FFFFFFFF">
+      <w:start w:val="1"/>
+      <w:numFmt w:val="lowerRoman"/>
+      <w:lvlText w:val="%3."/>
+      <w:lvlJc w:val="right"/>
+      <w:pPr>
+        <w:ind w:left="2160" w:hanging="180"/>
+      </w:pPr>
+    </w:lvl>
+    <w:lvl w:ilvl="3" w:tplc="FFFFFFFF">
+      <w:start w:val="1"/>
+      <w:numFmt w:val="decimal"/>
+      <w:lvlText w:val="%4."/>
+      <w:lvlJc w:val="left"/>
+      <w:pPr>
+        <w:ind w:left="2880" w:hanging="360"/>
+      </w:pPr>
+    </w:lvl>
+    <w:lvl w:ilvl="4" w:tplc="FFFFFFFF">
+      <w:start w:val="1"/>
+      <w:numFmt w:val="lowerLetter"/>
+      <w:lvlText w:val="%5."/>
+      <w:lvlJc w:val="left"/>
+      <w:pPr>
+        <w:ind w:left="3600" w:hanging="360"/>
+      </w:pPr>
+    </w:lvl>
+    <w:lvl w:ilvl="5" w:tplc="FFFFFFFF">
+      <w:start w:val="1"/>
+      <w:numFmt w:val="lowerRoman"/>
+      <w:lvlText w:val="%6."/>
+      <w:lvlJc w:val="right"/>
+      <w:pPr>
+        <w:ind w:left="4320" w:hanging="180"/>
+      </w:pPr>
+    </w:lvl>
+    <w:lvl w:ilvl="6" w:tplc="FFFFFFFF">
+      <w:start w:val="1"/>
+      <w:numFmt w:val="decimal"/>
+      <w:lvlText w:val="%7."/>
+      <w:lvlJc w:val="left"/>
+      <w:pPr>
+        <w:ind w:left="5040" w:hanging="360"/>
+      </w:pPr>
+    </w:lvl>
+    <w:lvl w:ilvl="7" w:tplc="FFFFFFFF">
+      <w:start w:val="1"/>
+      <w:numFmt w:val="lowerLetter"/>
+      <w:lvlText w:val="%8."/>
+      <w:lvlJc w:val="left"/>
+      <w:pPr>
+        <w:ind w:left="5760" w:hanging="360"/>
+      </w:pPr>
+    </w:lvl>
+    <w:lvl w:ilvl="8" w:tplc="FFFFFFFF">
+      <w:start w:val="1"/>
+      <w:numFmt w:val="lowerRoman"/>
+      <w:lvlText w:val="%9."/>
+      <w:lvlJc w:val="right"/>
+      <w:pPr>
+        <w:ind w:left="6480" w:hanging="180"/>
+      </w:pPr>
+    </w:lvl>
+  </w:abstractNum>
+  <w:abstractNum w:abstractNumId="11" w15:restartNumberingAfterBreak="0">
     <w:nsid w:val="611FE871"/>
     <w:multiLevelType w:val="hybridMultilevel"/>
     <w:tmpl w:val="09DED906"/>
@@ -3045,7 +3025,7 @@
       </w:pPr>
     </w:lvl>
   </w:abstractNum>
-  <w:abstractNum w:abstractNumId="10" w15:restartNumberingAfterBreak="0">
+  <w:abstractNum w:abstractNumId="12" w15:restartNumberingAfterBreak="0">
     <w:nsid w:val="6407225D"/>
     <w:multiLevelType w:val="hybridMultilevel"/>
     <w:tmpl w:val="D75435CC"/>
@@ -3158,7 +3138,7 @@
       </w:rPr>
     </w:lvl>
   </w:abstractNum>
-  <w:abstractNum w:abstractNumId="11" w15:restartNumberingAfterBreak="0">
+  <w:abstractNum w:abstractNumId="13" w15:restartNumberingAfterBreak="0">
     <w:nsid w:val="66687478"/>
     <w:multiLevelType w:val="hybridMultilevel"/>
     <w:tmpl w:val="8A36BD36"/>
@@ -3247,7 +3227,7 @@
       </w:pPr>
     </w:lvl>
   </w:abstractNum>
-  <w:abstractNum w:abstractNumId="12" w15:restartNumberingAfterBreak="0">
+  <w:abstractNum w:abstractNumId="14" w15:restartNumberingAfterBreak="0">
     <w:nsid w:val="69617966"/>
     <w:multiLevelType w:val="hybridMultilevel"/>
     <w:tmpl w:val="A2C2982C"/>
@@ -3336,7 +3316,7 @@
       </w:pPr>
     </w:lvl>
   </w:abstractNum>
-  <w:abstractNum w:abstractNumId="13" w15:restartNumberingAfterBreak="0">
+  <w:abstractNum w:abstractNumId="15" w15:restartNumberingAfterBreak="0">
     <w:nsid w:val="6E59125B"/>
     <w:multiLevelType w:val="hybridMultilevel"/>
     <w:tmpl w:val="1E642422"/>
@@ -3425,7 +3405,7 @@
       </w:pPr>
     </w:lvl>
   </w:abstractNum>
-  <w:abstractNum w:abstractNumId="14" w15:restartNumberingAfterBreak="0">
+  <w:abstractNum w:abstractNumId="16" w15:restartNumberingAfterBreak="0">
     <w:nsid w:val="7FADB6D8"/>
     <w:multiLevelType w:val="hybridMultilevel"/>
     <w:tmpl w:val="9BC0956E"/>
@@ -3512,13 +3492,13 @@
     </w:lvl>
   </w:abstractNum>
   <w:num w:numId="1" w16cid:durableId="1479344411">
-    <w:abstractNumId w:val="9"/>
+    <w:abstractNumId w:val="11"/>
   </w:num>
   <w:num w:numId="2" w16cid:durableId="285163502">
-    <w:abstractNumId w:val="14"/>
+    <w:abstractNumId w:val="16"/>
   </w:num>
   <w:num w:numId="3" w16cid:durableId="1198473822">
-    <w:abstractNumId w:val="10"/>
+    <w:abstractNumId w:val="12"/>
   </w:num>
   <w:num w:numId="4" w16cid:durableId="802966585">
     <w:abstractNumId w:val="0"/>
@@ -3527,34 +3507,40 @@
     <w:abstractNumId w:val="1"/>
   </w:num>
   <w:num w:numId="6" w16cid:durableId="181282135">
-    <w:abstractNumId w:val="4"/>
+    <w:abstractNumId w:val="5"/>
   </w:num>
   <w:num w:numId="7" w16cid:durableId="171988987">
+    <w:abstractNumId w:val="15"/>
+  </w:num>
+  <w:num w:numId="8" w16cid:durableId="634454808">
+    <w:abstractNumId w:val="14"/>
+  </w:num>
+  <w:num w:numId="9" w16cid:durableId="106583078">
+    <w:abstractNumId w:val="9"/>
+  </w:num>
+  <w:num w:numId="10" w16cid:durableId="1746075742">
     <w:abstractNumId w:val="13"/>
   </w:num>
-  <w:num w:numId="8" w16cid:durableId="634454808">
-    <w:abstractNumId w:val="12"/>
-  </w:num>
-  <w:num w:numId="9" w16cid:durableId="106583078">
-    <w:abstractNumId w:val="8"/>
-  </w:num>
-  <w:num w:numId="10" w16cid:durableId="1746075742">
-    <w:abstractNumId w:val="11"/>
-  </w:num>
   <w:num w:numId="11" w16cid:durableId="792795852">
-    <w:abstractNumId w:val="5"/>
+    <w:abstractNumId w:val="6"/>
   </w:num>
   <w:num w:numId="12" w16cid:durableId="750547416">
-    <w:abstractNumId w:val="6"/>
+    <w:abstractNumId w:val="7"/>
   </w:num>
   <w:num w:numId="13" w16cid:durableId="919798660">
     <w:abstractNumId w:val="3"/>
   </w:num>
   <w:num w:numId="14" w16cid:durableId="806901565">
-    <w:abstractNumId w:val="7"/>
+    <w:abstractNumId w:val="8"/>
   </w:num>
   <w:num w:numId="15" w16cid:durableId="184565417">
     <w:abstractNumId w:val="2"/>
+  </w:num>
+  <w:num w:numId="16" w16cid:durableId="1014459304">
+    <w:abstractNumId w:val="4"/>
+  </w:num>
+  <w:num w:numId="17" w16cid:durableId="772167597">
+    <w:abstractNumId w:val="10"/>
   </w:num>
 </w:numbering>
 </file>
